--- a/QUICK_ACCESS.docx
+++ b/QUICK_ACCESS.docx
@@ -11,6 +11,72 @@
         <w:t xml:space="preserve">Quick Access URLs</w:t>
       </w:r>
     </w:p>
+    <w:p>
+      <w:pPr>
+        <w:pStyle w:val="BlockText"/>
+      </w:pPr>
+      <w:r>
+        <w:rPr>
+          <w:bCs/>
+          <w:b/>
+        </w:rPr>
+        <w:t xml:space="preserve">GitHub User:</w:t>
+      </w:r>
+      <w:r>
+        <w:t xml:space="preserve"> </w:t>
+      </w:r>
+      <w:r>
+        <w:t xml:space="preserve">GBOGEB</w:t>
+      </w:r>
+      <w:r>
+        <w:br/>
+      </w:r>
+      <w:r>
+        <w:rPr>
+          <w:bCs/>
+          <w:b/>
+        </w:rPr>
+        <w:t xml:space="preserve">Repo:</w:t>
+      </w:r>
+      <w:r>
+        <w:t xml:space="preserve"> </w:t>
+      </w:r>
+      <w:r>
+        <w:t xml:space="preserve">cryo_leak_rate_dashboard</w:t>
+      </w:r>
+      <w:r>
+        <w:br/>
+      </w:r>
+      <w:r>
+        <w:rPr>
+          <w:bCs/>
+          <w:b/>
+        </w:rPr>
+        <w:t xml:space="preserve">Version:</w:t>
+      </w:r>
+      <w:r>
+        <w:t xml:space="preserve"> </w:t>
+      </w:r>
+      <w:r>
+        <w:t xml:space="preserve">v4.0.0</w:t>
+      </w:r>
+      <w:r>
+        <w:br/>
+      </w:r>
+      <w:r>
+        <w:rPr>
+          <w:bCs/>
+          <w:b/>
+        </w:rPr>
+        <w:t xml:space="preserve">Updated:</w:t>
+      </w:r>
+      <w:r>
+        <w:t xml:space="preserve"> </w:t>
+      </w:r>
+      <w:r>
+        <w:t xml:space="preserve">2026-05-18</w:t>
+      </w:r>
+    </w:p>
     <w:bookmarkStart w:id="21" w:name="production-github-pages"/>
     <w:p>
       <w:pPr>
@@ -18,29 +84,6 @@
       </w:pPr>
       <w:r>
         <w:t xml:space="preserve">Production (GitHub Pages)</w:t>
-      </w:r>
-    </w:p>
-    <w:p>
-      <w:pPr>
-        <w:pStyle w:val="BlockText"/>
-      </w:pPr>
-      <w:r>
-        <w:t xml:space="preserve">Replace</w:t>
-      </w:r>
-      <w:r>
-        <w:t xml:space="preserve"> </w:t>
-      </w:r>
-      <w:r>
-        <w:rPr>
-          <w:rStyle w:val="VerbatimChar"/>
-        </w:rPr>
-        <w:t xml:space="preserve">&lt;owner&gt;</w:t>
-      </w:r>
-      <w:r>
-        <w:t xml:space="preserve"> </w:t>
-      </w:r>
-      <w:r>
-        <w:t xml:space="preserve">with your GitHub username/org.</w:t>
       </w:r>
     </w:p>
     <w:tbl>
@@ -107,10 +150,7 @@
               <w:jc w:val="left"/>
             </w:pPr>
             <w:r>
-              <w:rPr>
-                <w:rStyle w:val="VerbatimChar"/>
-              </w:rPr>
-              <w:t xml:space="preserve">https://&lt;owner&gt;.github.io/cryo_leak_rate_dashboard/NAVIGATOR.html</w:t>
+              <w:t xml:space="preserve">https://gbogeb.github.io/cryo_leak_rate_dashboard/NAVIGATOR.html</w:t>
             </w:r>
           </w:p>
         </w:tc>
@@ -140,10 +180,7 @@
               <w:jc w:val="left"/>
             </w:pPr>
             <w:r>
-              <w:rPr>
-                <w:rStyle w:val="VerbatimChar"/>
-              </w:rPr>
-              <w:t xml:space="preserve">https://&lt;owner&gt;.github.io/cryo_leak_rate_dashboard/index.html</w:t>
+              <w:t xml:space="preserve">https://gbogeb.github.io/cryo_leak_rate_dashboard/index.html</w:t>
             </w:r>
           </w:p>
         </w:tc>
@@ -173,10 +210,7 @@
               <w:jc w:val="left"/>
             </w:pPr>
             <w:r>
-              <w:rPr>
-                <w:rStyle w:val="VerbatimChar"/>
-              </w:rPr>
-              <w:t xml:space="preserve">https://&lt;owner&gt;.github.io/cryo_leak_rate_dashboard/index_v4_0.html</w:t>
+              <w:t xml:space="preserve">https://gbogeb.github.io/cryo_leak_rate_dashboard/index_v4_0.html</w:t>
             </w:r>
           </w:p>
         </w:tc>
@@ -206,10 +240,7 @@
               <w:jc w:val="left"/>
             </w:pPr>
             <w:r>
-              <w:rPr>
-                <w:rStyle w:val="VerbatimChar"/>
-              </w:rPr>
-              <w:t xml:space="preserve">https://&lt;owner&gt;.github.io/cryo_leak_rate_dashboard/executive_summary.html</w:t>
+              <w:t xml:space="preserve">https://gbogeb.github.io/cryo_leak_rate_dashboard/executive_summary.html</w:t>
             </w:r>
           </w:p>
         </w:tc>
@@ -239,10 +270,7 @@
               <w:jc w:val="left"/>
             </w:pPr>
             <w:r>
-              <w:rPr>
-                <w:rStyle w:val="VerbatimChar"/>
-              </w:rPr>
-              <w:t xml:space="preserve">https://&lt;owner&gt;.github.io/cryo_leak_rate_dashboard/dashboard.html</w:t>
+              <w:t xml:space="preserve">https://gbogeb.github.io/cryo_leak_rate_dashboard/dashboard.html</w:t>
             </w:r>
           </w:p>
         </w:tc>
@@ -272,10 +300,7 @@
               <w:jc w:val="left"/>
             </w:pPr>
             <w:r>
-              <w:rPr>
-                <w:rStyle w:val="VerbatimChar"/>
-              </w:rPr>
-              <w:t xml:space="preserve">https://&lt;owner&gt;.github.io/cryo_leak_rate_dashboard/STAKEHOLDER_PRESENTATION.html</w:t>
+              <w:t xml:space="preserve">https://gbogeb.github.io/cryo_leak_rate_dashboard/STAKEHOLDER_PRESENTATION.html</w:t>
             </w:r>
           </w:p>
         </w:tc>
@@ -305,10 +330,7 @@
               <w:jc w:val="left"/>
             </w:pPr>
             <w:r>
-              <w:rPr>
-                <w:rStyle w:val="VerbatimChar"/>
-              </w:rPr>
-              <w:t xml:space="preserve">https://&lt;owner&gt;.github.io/cryo_leak_rate_dashboard/rtm_traceability.html</w:t>
+              <w:t xml:space="preserve">https://gbogeb.github.io/cryo_leak_rate_dashboard/rtm_traceability.html</w:t>
             </w:r>
           </w:p>
         </w:tc>
@@ -321,246 +343,6 @@
       </w:pPr>
       <w:r>
         <w:t xml:space="preserve">Hero Pages</w:t>
-      </w:r>
-    </w:p>
-    <w:tbl>
-      <w:tblPr>
-        <w:tblStyle w:val="Table"/>
-        <w:tblW w:type="auto" w:w="0"/>
-        <w:tblLook w:firstRow="1" w:lastRow="0" w:firstColumn="0" w:lastColumn="0" w:noHBand="0" w:noVBand="0" w:val="0020"/>
-      </w:tblPr>
-      <w:tblGrid>
-        <w:gridCol w:w="3960"/>
-        <w:gridCol w:w="3960"/>
-      </w:tblGrid>
-      <w:tr>
-        <w:trPr>
-          <w:tblHeader w:val="true"/>
-        </w:trPr>
-        <w:tc>
-          <w:tcPr/>
-          <w:p>
-            <w:pPr>
-              <w:pStyle w:val="Compact"/>
-              <w:jc w:val="left"/>
-            </w:pPr>
-            <w:r>
-              <w:t xml:space="preserve">Audience</w:t>
-            </w:r>
-          </w:p>
-        </w:tc>
-        <w:tc>
-          <w:tcPr/>
-          <w:p>
-            <w:pPr>
-              <w:pStyle w:val="Compact"/>
-              <w:jc w:val="left"/>
-            </w:pPr>
-            <w:r>
-              <w:t xml:space="preserve">URL</w:t>
-            </w:r>
-          </w:p>
-        </w:tc>
-      </w:tr>
-      <w:tr>
-        <w:tc>
-          <w:tcPr/>
-          <w:p>
-            <w:pPr>
-              <w:pStyle w:val="Compact"/>
-              <w:jc w:val="left"/>
-            </w:pPr>
-            <w:r>
-              <w:t xml:space="preserve">Executive (ROI)</w:t>
-            </w:r>
-          </w:p>
-        </w:tc>
-        <w:tc>
-          <w:tcPr/>
-          <w:p>
-            <w:pPr>
-              <w:pStyle w:val="Compact"/>
-              <w:jc w:val="left"/>
-            </w:pPr>
-            <w:r>
-              <w:rPr>
-                <w:rStyle w:val="VerbatimChar"/>
-              </w:rPr>
-              <w:t xml:space="preserve">.../heroes/executive.html</w:t>
-            </w:r>
-          </w:p>
-        </w:tc>
-      </w:tr>
-      <w:tr>
-        <w:tc>
-          <w:tcPr/>
-          <w:p>
-            <w:pPr>
-              <w:pStyle w:val="Compact"/>
-              <w:jc w:val="left"/>
-            </w:pPr>
-            <w:r>
-              <w:t xml:space="preserve">Technical (Specs)</w:t>
-            </w:r>
-          </w:p>
-        </w:tc>
-        <w:tc>
-          <w:tcPr/>
-          <w:p>
-            <w:pPr>
-              <w:pStyle w:val="Compact"/>
-              <w:jc w:val="left"/>
-            </w:pPr>
-            <w:r>
-              <w:rPr>
-                <w:rStyle w:val="VerbatimChar"/>
-              </w:rPr>
-              <w:t xml:space="preserve">.../heroes/technical.html</w:t>
-            </w:r>
-          </w:p>
-        </w:tc>
-      </w:tr>
-      <w:tr>
-        <w:tc>
-          <w:tcPr/>
-          <w:p>
-            <w:pPr>
-              <w:pStyle w:val="Compact"/>
-              <w:jc w:val="left"/>
-            </w:pPr>
-            <w:r>
-              <w:t xml:space="preserve">Compliance (Standards)</w:t>
-            </w:r>
-          </w:p>
-        </w:tc>
-        <w:tc>
-          <w:tcPr/>
-          <w:p>
-            <w:pPr>
-              <w:pStyle w:val="Compact"/>
-              <w:jc w:val="left"/>
-            </w:pPr>
-            <w:r>
-              <w:rPr>
-                <w:rStyle w:val="VerbatimChar"/>
-              </w:rPr>
-              <w:t xml:space="preserve">.../heroes/compliance.html</w:t>
-            </w:r>
-          </w:p>
-        </w:tc>
-      </w:tr>
-    </w:tbl>
-    <w:bookmarkEnd w:id="20"/>
-    <w:bookmarkEnd w:id="21"/>
-    <w:bookmarkStart w:id="22" w:name="development-local"/>
-    <w:p>
-      <w:pPr>
-        <w:pStyle w:val="Heading2"/>
-      </w:pPr>
-      <w:r>
-        <w:t xml:space="preserve">Development (Local)</w:t>
-      </w:r>
-    </w:p>
-    <w:p>
-      <w:pPr>
-        <w:pStyle w:val="SourceCode"/>
-      </w:pPr>
-      <w:r>
-        <w:rPr>
-          <w:rStyle w:val="CommentTok"/>
-        </w:rPr>
-        <w:t xml:space="preserve"># Start server</w:t>
-      </w:r>
-      <w:r>
-        <w:br/>
-      </w:r>
-      <w:r>
-        <w:rPr>
-          <w:rStyle w:val="BuiltInTok"/>
-        </w:rPr>
-        <w:t xml:space="preserve">cd</w:t>
-      </w:r>
-      <w:r>
-        <w:rPr>
-          <w:rStyle w:val="NormalTok"/>
-        </w:rPr>
-        <w:t xml:space="preserve"> cryo_leak_rate_dashboard</w:t>
-      </w:r>
-      <w:r>
-        <w:br/>
-      </w:r>
-      <w:r>
-        <w:rPr>
-          <w:rStyle w:val="ExtensionTok"/>
-        </w:rPr>
-        <w:t xml:space="preserve">python</w:t>
-      </w:r>
-      <w:r>
-        <w:rPr>
-          <w:rStyle w:val="NormalTok"/>
-        </w:rPr>
-        <w:t xml:space="preserve"> </w:t>
-      </w:r>
-      <w:r>
-        <w:rPr>
-          <w:rStyle w:val="AttributeTok"/>
-        </w:rPr>
-        <w:t xml:space="preserve">-m</w:t>
-      </w:r>
-      <w:r>
-        <w:rPr>
-          <w:rStyle w:val="NormalTok"/>
-        </w:rPr>
-        <w:t xml:space="preserve"> http.server 8000 </w:t>
-      </w:r>
-      <w:r>
-        <w:rPr>
-          <w:rStyle w:val="AttributeTok"/>
-        </w:rPr>
-        <w:t xml:space="preserve">-d</w:t>
-      </w:r>
-      <w:r>
-        <w:rPr>
-          <w:rStyle w:val="NormalTok"/>
-        </w:rPr>
-        <w:t xml:space="preserve"> docs</w:t>
-      </w:r>
-      <w:r>
-        <w:br/>
-      </w:r>
-      <w:r>
-        <w:br/>
-      </w:r>
-      <w:r>
-        <w:rPr>
-          <w:rStyle w:val="CommentTok"/>
-        </w:rPr>
-        <w:t xml:space="preserve"># Access</w:t>
-      </w:r>
-      <w:r>
-        <w:br/>
-      </w:r>
-      <w:r>
-        <w:rPr>
-          <w:rStyle w:val="ExtensionTok"/>
-        </w:rPr>
-        <w:t xml:space="preserve">open</w:t>
-      </w:r>
-      <w:r>
-        <w:rPr>
-          <w:rStyle w:val="NormalTok"/>
-        </w:rPr>
-        <w:t xml:space="preserve"> http://localhost:8000/NAVIGATOR.html</w:t>
-      </w:r>
-    </w:p>
-    <w:bookmarkEnd w:id="22"/>
-    <w:bookmarkStart w:id="23" w:name="cicd-status"/>
-    <w:p>
-      <w:pPr>
-        <w:pStyle w:val="Heading2"/>
-      </w:pPr>
-      <w:r>
-        <w:t xml:space="preserve">CI/CD Status</w:t>
       </w:r>
     </w:p>
     <w:tbl>
@@ -585,7 +367,7 @@
               <w:jc w:val="left"/>
             </w:pPr>
             <w:r>
-              <w:t xml:space="preserve">Resource</w:t>
+              <w:t xml:space="preserve">Audience</w:t>
             </w:r>
           </w:p>
         </w:tc>
@@ -611,22 +393,19 @@
               <w:jc w:val="left"/>
             </w:pPr>
             <w:r>
-              <w:t xml:space="preserve">Actions</w:t>
-            </w:r>
-          </w:p>
-        </w:tc>
-        <w:tc>
-          <w:tcPr/>
-          <w:p>
-            <w:pPr>
-              <w:pStyle w:val="Compact"/>
-              <w:jc w:val="left"/>
-            </w:pPr>
-            <w:r>
-              <w:rPr>
-                <w:rStyle w:val="VerbatimChar"/>
-              </w:rPr>
-              <w:t xml:space="preserve">https://github.com/&lt;owner&gt;/cryo_leak_rate_dashboard/actions</w:t>
+              <w:t xml:space="preserve">Executive (ROI)</w:t>
+            </w:r>
+          </w:p>
+        </w:tc>
+        <w:tc>
+          <w:tcPr/>
+          <w:p>
+            <w:pPr>
+              <w:pStyle w:val="Compact"/>
+              <w:jc w:val="left"/>
+            </w:pPr>
+            <w:r>
+              <w:t xml:space="preserve">https://gbogeb.github.io/cryo_leak_rate_dashboard/heroes/executive.html</w:t>
             </w:r>
           </w:p>
         </w:tc>
@@ -640,6 +419,237 @@
               <w:jc w:val="left"/>
             </w:pPr>
             <w:r>
+              <w:t xml:space="preserve">Technical (Specs)</w:t>
+            </w:r>
+          </w:p>
+        </w:tc>
+        <w:tc>
+          <w:tcPr/>
+          <w:p>
+            <w:pPr>
+              <w:pStyle w:val="Compact"/>
+              <w:jc w:val="left"/>
+            </w:pPr>
+            <w:r>
+              <w:t xml:space="preserve">https://gbogeb.github.io/cryo_leak_rate_dashboard/heroes/technical.html</w:t>
+            </w:r>
+          </w:p>
+        </w:tc>
+      </w:tr>
+      <w:tr>
+        <w:tc>
+          <w:tcPr/>
+          <w:p>
+            <w:pPr>
+              <w:pStyle w:val="Compact"/>
+              <w:jc w:val="left"/>
+            </w:pPr>
+            <w:r>
+              <w:t xml:space="preserve">Compliance (Standards)</w:t>
+            </w:r>
+          </w:p>
+        </w:tc>
+        <w:tc>
+          <w:tcPr/>
+          <w:p>
+            <w:pPr>
+              <w:pStyle w:val="Compact"/>
+              <w:jc w:val="left"/>
+            </w:pPr>
+            <w:r>
+              <w:t xml:space="preserve">https://gbogeb.github.io/cryo_leak_rate_dashboard/heroes/compliance.html</w:t>
+            </w:r>
+          </w:p>
+        </w:tc>
+      </w:tr>
+    </w:tbl>
+    <w:bookmarkEnd w:id="20"/>
+    <w:bookmarkEnd w:id="21"/>
+    <w:bookmarkStart w:id="22" w:name="development-local"/>
+    <w:p>
+      <w:pPr>
+        <w:pStyle w:val="Heading2"/>
+      </w:pPr>
+      <w:r>
+        <w:t xml:space="preserve">Development (Local)</w:t>
+      </w:r>
+    </w:p>
+    <w:p>
+      <w:pPr>
+        <w:pStyle w:val="SourceCode"/>
+      </w:pPr>
+      <w:r>
+        <w:rPr>
+          <w:rStyle w:val="CommentTok"/>
+        </w:rPr>
+        <w:t xml:space="preserve"># Start server</w:t>
+      </w:r>
+      <w:r>
+        <w:br/>
+      </w:r>
+      <w:r>
+        <w:rPr>
+          <w:rStyle w:val="BuiltInTok"/>
+        </w:rPr>
+        <w:t xml:space="preserve">cd</w:t>
+      </w:r>
+      <w:r>
+        <w:rPr>
+          <w:rStyle w:val="NormalTok"/>
+        </w:rPr>
+        <w:t xml:space="preserve"> cryo_leak_rate_dashboard</w:t>
+      </w:r>
+      <w:r>
+        <w:br/>
+      </w:r>
+      <w:r>
+        <w:rPr>
+          <w:rStyle w:val="ExtensionTok"/>
+        </w:rPr>
+        <w:t xml:space="preserve">python</w:t>
+      </w:r>
+      <w:r>
+        <w:rPr>
+          <w:rStyle w:val="NormalTok"/>
+        </w:rPr>
+        <w:t xml:space="preserve"> </w:t>
+      </w:r>
+      <w:r>
+        <w:rPr>
+          <w:rStyle w:val="AttributeTok"/>
+        </w:rPr>
+        <w:t xml:space="preserve">-m</w:t>
+      </w:r>
+      <w:r>
+        <w:rPr>
+          <w:rStyle w:val="NormalTok"/>
+        </w:rPr>
+        <w:t xml:space="preserve"> http.server 8000 </w:t>
+      </w:r>
+      <w:r>
+        <w:rPr>
+          <w:rStyle w:val="AttributeTok"/>
+        </w:rPr>
+        <w:t xml:space="preserve">-d</w:t>
+      </w:r>
+      <w:r>
+        <w:rPr>
+          <w:rStyle w:val="NormalTok"/>
+        </w:rPr>
+        <w:t xml:space="preserve"> docs</w:t>
+      </w:r>
+      <w:r>
+        <w:br/>
+      </w:r>
+      <w:r>
+        <w:br/>
+      </w:r>
+      <w:r>
+        <w:rPr>
+          <w:rStyle w:val="CommentTok"/>
+        </w:rPr>
+        <w:t xml:space="preserve"># Access</w:t>
+      </w:r>
+      <w:r>
+        <w:br/>
+      </w:r>
+      <w:r>
+        <w:rPr>
+          <w:rStyle w:val="ExtensionTok"/>
+        </w:rPr>
+        <w:t xml:space="preserve">open</w:t>
+      </w:r>
+      <w:r>
+        <w:rPr>
+          <w:rStyle w:val="NormalTok"/>
+        </w:rPr>
+        <w:t xml:space="preserve"> http://localhost:8000/NAVIGATOR.html</w:t>
+      </w:r>
+    </w:p>
+    <w:bookmarkEnd w:id="22"/>
+    <w:bookmarkStart w:id="23" w:name="cicd-status"/>
+    <w:p>
+      <w:pPr>
+        <w:pStyle w:val="Heading2"/>
+      </w:pPr>
+      <w:r>
+        <w:t xml:space="preserve">CI/CD Status</w:t>
+      </w:r>
+    </w:p>
+    <w:tbl>
+      <w:tblPr>
+        <w:tblStyle w:val="Table"/>
+        <w:tblW w:type="pct" w:w="5000"/>
+        <w:tblLook w:firstRow="1" w:lastRow="0" w:firstColumn="0" w:lastColumn="0" w:noHBand="0" w:noVBand="0" w:val="0020"/>
+      </w:tblPr>
+      <w:tblGrid>
+        <w:gridCol w:w="5280"/>
+        <w:gridCol w:w="2640"/>
+      </w:tblGrid>
+      <w:tr>
+        <w:trPr>
+          <w:tblHeader w:val="true"/>
+        </w:trPr>
+        <w:tc>
+          <w:tcPr/>
+          <w:p>
+            <w:pPr>
+              <w:pStyle w:val="Compact"/>
+              <w:jc w:val="left"/>
+            </w:pPr>
+            <w:r>
+              <w:t xml:space="preserve">Resource</w:t>
+            </w:r>
+          </w:p>
+        </w:tc>
+        <w:tc>
+          <w:tcPr/>
+          <w:p>
+            <w:pPr>
+              <w:pStyle w:val="Compact"/>
+              <w:jc w:val="left"/>
+            </w:pPr>
+            <w:r>
+              <w:t xml:space="preserve">URL</w:t>
+            </w:r>
+          </w:p>
+        </w:tc>
+      </w:tr>
+      <w:tr>
+        <w:tc>
+          <w:tcPr/>
+          <w:p>
+            <w:pPr>
+              <w:pStyle w:val="Compact"/>
+              <w:jc w:val="left"/>
+            </w:pPr>
+            <w:r>
+              <w:t xml:space="preserve">Actions</w:t>
+            </w:r>
+          </w:p>
+        </w:tc>
+        <w:tc>
+          <w:tcPr/>
+          <w:p>
+            <w:pPr>
+              <w:pStyle w:val="Compact"/>
+              <w:jc w:val="left"/>
+            </w:pPr>
+            <w:r>
+              <w:t xml:space="preserve">https://github.com/GBOGEB/cryo_leak_rate_dashboard/actions</w:t>
+            </w:r>
+          </w:p>
+        </w:tc>
+      </w:tr>
+      <w:tr>
+        <w:tc>
+          <w:tcPr/>
+          <w:p>
+            <w:pPr>
+              <w:pStyle w:val="Compact"/>
+              <w:jc w:val="left"/>
+            </w:pPr>
+            <w:r>
               <w:t xml:space="preserve">Latest Release</w:t>
             </w:r>
           </w:p>
@@ -652,10 +662,7 @@
               <w:jc w:val="left"/>
             </w:pPr>
             <w:r>
-              <w:rPr>
-                <w:rStyle w:val="VerbatimChar"/>
-              </w:rPr>
-              <w:t xml:space="preserve">https://github.com/&lt;owner&gt;/cryo_leak_rate_dashboard/releases/latest</w:t>
+              <w:t xml:space="preserve">https://github.com/GBOGEB/cryo_leak_rate_dashboard/releases/latest</w:t>
             </w:r>
           </w:p>
         </w:tc>
